--- a/resume/roles/data-scientist/Archit_Agrawal_Data_Scientist.docx
+++ b/resume/roles/data-scientist/Archit_Agrawal_Data_Scientist.docx
@@ -537,6 +537,70 @@
     </w:p>
     <w:p>
       <w:pPr>
+        <w:keepNext/>
+        <w:tabs>
+          <w:tab w:val="right" w:pos="10656"/>
+        </w:tabs>
+        <w:spacing w:before="60" w:after="0" w:line="248" w:lineRule="exact"/>
+      </w:pPr>
+      <w:r>
+        <w:rPr>
+          <w:rFonts w:ascii="Lato" w:hAnsi="Lato" w:cs="Lato"/>
+          <w:sz w:val="21"/>
+          <w:szCs w:val="21"/>
+          <w:b/>
+          <w:color w:val="111111"/>
+        </w:rPr>
+        <w:t xml:space="preserve">Arizona State University</w:t>
+      </w:r>
+      <w:r>
+        <w:tab/>
+      </w:r>
+      <w:r>
+        <w:rPr>
+          <w:rFonts w:ascii="Lato" w:hAnsi="Lato" w:cs="Lato"/>
+          <w:sz w:val="21"/>
+          <w:szCs w:val="21"/>
+          <w:b/>
+          <w:color w:val="111111"/>
+        </w:rPr>
+        <w:t xml:space="preserve">08/2024 - 05/2025</w:t>
+      </w:r>
+    </w:p>
+    <w:p>
+      <w:pPr>
+        <w:keepNext/>
+        <w:tabs>
+          <w:tab w:val="right" w:pos="10656"/>
+        </w:tabs>
+        <w:spacing w:before="0" w:after="10" w:line="248" w:lineRule="exact"/>
+      </w:pPr>
+      <w:r>
+        <w:rPr>
+          <w:rFonts w:ascii="Lato" w:hAnsi="Lato" w:cs="Lato"/>
+          <w:sz w:val="21"/>
+          <w:szCs w:val="21"/>
+          <w:i/>
+          <w:color w:val="111111"/>
+        </w:rPr>
+        <w:t xml:space="preserve">Student Researcher</w:t>
+      </w:r>
+      <w:r>
+        <w:tab/>
+      </w:r>
+      <w:r>
+        <w:rPr>
+          <w:rFonts w:ascii="Lato" w:hAnsi="Lato" w:cs="Lato"/>
+          <w:sz w:val="21"/>
+          <w:szCs w:val="21"/>
+          <w:i/>
+          <w:color w:val="111111"/>
+        </w:rPr>
+        <w:t xml:space="preserve">Phoenix, AZ</w:t>
+      </w:r>
+    </w:p>
+    <w:p>
+      <w:pPr>
         <w:spacing w:before="0" w:after="10" w:line="248" w:lineRule="exact"/>
         <w:ind w:left="200" w:hanging="200"/>
       </w:pPr>
@@ -565,7 +629,40 @@
           <w:szCs w:val="21"/>
           <w:color w:val="111111"/>
         </w:rPr>
-        <w:t xml:space="preserve">Compared fixed-size and section-aware chunking on course documents to preserve complete policy passages in retrieved results.</w:t>
+        <w:t xml:space="preserve">Built a PyTorch and Diffusers benchmark for text-to-video models that scores physical plausibility separately from visual quality, holding seed, resolution and sampler fixed.</w:t>
+      </w:r>
+    </w:p>
+    <w:p>
+      <w:pPr>
+        <w:spacing w:before="0" w:after="10" w:line="248" w:lineRule="exact"/>
+        <w:ind w:left="200" w:hanging="200"/>
+      </w:pPr>
+      <w:r>
+        <w:rPr>
+          <w:rFonts w:ascii="Lato" w:hAnsi="Lato" w:cs="Lato"/>
+          <w:sz w:val="21"/>
+          <w:szCs w:val="21"/>
+          <w:color w:val="111111"/>
+        </w:rPr>
+        <w:t xml:space="preserve">•</w:t>
+      </w:r>
+      <w:r>
+        <w:rPr>
+          <w:rFonts w:ascii="Lato" w:hAnsi="Lato" w:cs="Lato"/>
+          <w:sz w:val="21"/>
+          <w:szCs w:val="21"/>
+          <w:color w:val="111111"/>
+        </w:rPr>
+        <w:t xml:space="preserve">  </w:t>
+      </w:r>
+      <w:r>
+        <w:rPr>
+          <w:rFonts w:ascii="Lato" w:hAnsi="Lato" w:cs="Lato"/>
+          <w:sz w:val="21"/>
+          <w:szCs w:val="21"/>
+          <w:color w:val="111111"/>
+        </w:rPr>
+        <w:t xml:space="preserve">Found visual quality barely predicts physical plausibility: the top model by human preference ranked last on causal consistency.</w:t>
       </w:r>
     </w:p>
     <w:p>
@@ -584,39 +681,39 @@
           <w:b/>
           <w:color w:val="111111"/>
         </w:rPr>
-        <w:t xml:space="preserve">Arizona State University</w:t>
-      </w:r>
-      <w:r>
-        <w:tab/>
-      </w:r>
-      <w:r>
-        <w:rPr>
-          <w:rFonts w:ascii="Lato" w:hAnsi="Lato" w:cs="Lato"/>
-          <w:sz w:val="21"/>
-          <w:szCs w:val="21"/>
-          <w:b/>
-          <w:color w:val="111111"/>
-        </w:rPr>
-        <w:t xml:space="preserve">08/2024 - 05/2025</w:t>
-      </w:r>
-    </w:p>
-    <w:p>
-      <w:pPr>
-        <w:keepNext/>
-        <w:tabs>
-          <w:tab w:val="right" w:pos="10656"/>
-        </w:tabs>
-        <w:spacing w:before="0" w:after="10" w:line="248" w:lineRule="exact"/>
-      </w:pPr>
-      <w:r>
-        <w:rPr>
-          <w:rFonts w:ascii="Lato" w:hAnsi="Lato" w:cs="Lato"/>
-          <w:sz w:val="21"/>
-          <w:szCs w:val="21"/>
-          <w:i/>
-          <w:color w:val="111111"/>
-        </w:rPr>
-        <w:t xml:space="preserve">Student Researcher</w:t>
+        <w:t xml:space="preserve">Knowledge Exchange for Resilience, Arizona State University</w:t>
+      </w:r>
+      <w:r>
+        <w:tab/>
+      </w:r>
+      <w:r>
+        <w:rPr>
+          <w:rFonts w:ascii="Lato" w:hAnsi="Lato" w:cs="Lato"/>
+          <w:sz w:val="21"/>
+          <w:szCs w:val="21"/>
+          <w:b/>
+          <w:color w:val="111111"/>
+        </w:rPr>
+        <w:t xml:space="preserve">06/2024 - 08/2024</w:t>
+      </w:r>
+    </w:p>
+    <w:p>
+      <w:pPr>
+        <w:keepNext/>
+        <w:tabs>
+          <w:tab w:val="right" w:pos="10656"/>
+        </w:tabs>
+        <w:spacing w:before="0" w:after="10" w:line="248" w:lineRule="exact"/>
+      </w:pPr>
+      <w:r>
+        <w:rPr>
+          <w:rFonts w:ascii="Lato" w:hAnsi="Lato" w:cs="Lato"/>
+          <w:sz w:val="21"/>
+          <w:szCs w:val="21"/>
+          <w:i/>
+          <w:color w:val="111111"/>
+        </w:rPr>
+        <w:t xml:space="preserve">Data Research Aide</w:t>
       </w:r>
       <w:r>
         <w:tab/>
@@ -662,7 +759,7 @@
           <w:szCs w:val="21"/>
           <w:color w:val="111111"/>
         </w:rPr>
-        <w:t xml:space="preserve">Built a PyTorch and Diffusers benchmark for text-to-video models that scores physical plausibility separately from visual quality, holding seed, resolution and sampler fixed.</w:t>
+        <w:t xml:space="preserve">Built a FastAPI and pgvector collaborator recommender achieving 85% top-k precision in evaluation.</w:t>
       </w:r>
     </w:p>
     <w:p>
@@ -695,7 +792,7 @@
           <w:szCs w:val="21"/>
           <w:color w:val="111111"/>
         </w:rPr>
-        <w:t xml:space="preserve">Found visual quality barely predicts physical plausibility: the top model by human preference ranked last on causal consistency.</w:t>
+        <w:t xml:space="preserve">Lifted search relevance 15% over baseline with an n-gram ranking model over cleaned researcher-profile text.</w:t>
       </w:r>
     </w:p>
     <w:p>
@@ -714,52 +811,52 @@
           <w:b/>
           <w:color w:val="111111"/>
         </w:rPr>
-        <w:t xml:space="preserve">Knowledge Exchange for Resilience, Arizona State University</w:t>
-      </w:r>
-      <w:r>
-        <w:tab/>
-      </w:r>
-      <w:r>
-        <w:rPr>
-          <w:rFonts w:ascii="Lato" w:hAnsi="Lato" w:cs="Lato"/>
-          <w:sz w:val="21"/>
-          <w:szCs w:val="21"/>
-          <w:b/>
-          <w:color w:val="111111"/>
-        </w:rPr>
-        <w:t xml:space="preserve">06/2024 - 08/2024</w:t>
-      </w:r>
-    </w:p>
-    <w:p>
-      <w:pPr>
-        <w:keepNext/>
-        <w:tabs>
-          <w:tab w:val="right" w:pos="10656"/>
-        </w:tabs>
-        <w:spacing w:before="0" w:after="10" w:line="248" w:lineRule="exact"/>
-      </w:pPr>
-      <w:r>
-        <w:rPr>
-          <w:rFonts w:ascii="Lato" w:hAnsi="Lato" w:cs="Lato"/>
-          <w:sz w:val="21"/>
-          <w:szCs w:val="21"/>
-          <w:i/>
-          <w:color w:val="111111"/>
-        </w:rPr>
-        <w:t xml:space="preserve">Data Research Aide</w:t>
-      </w:r>
-      <w:r>
-        <w:tab/>
-      </w:r>
-      <w:r>
-        <w:rPr>
-          <w:rFonts w:ascii="Lato" w:hAnsi="Lato" w:cs="Lato"/>
-          <w:sz w:val="21"/>
-          <w:szCs w:val="21"/>
-          <w:i/>
-          <w:color w:val="111111"/>
-        </w:rPr>
-        <w:t xml:space="preserve">Phoenix, AZ</w:t>
+        <w:t xml:space="preserve">Zeus Learning</w:t>
+      </w:r>
+      <w:r>
+        <w:tab/>
+      </w:r>
+      <w:r>
+        <w:rPr>
+          <w:rFonts w:ascii="Lato" w:hAnsi="Lato" w:cs="Lato"/>
+          <w:sz w:val="21"/>
+          <w:szCs w:val="21"/>
+          <w:b/>
+          <w:color w:val="111111"/>
+        </w:rPr>
+        <w:t xml:space="preserve">01/2022 - 07/2023</w:t>
+      </w:r>
+    </w:p>
+    <w:p>
+      <w:pPr>
+        <w:keepNext/>
+        <w:tabs>
+          <w:tab w:val="right" w:pos="10656"/>
+        </w:tabs>
+        <w:spacing w:before="0" w:after="10" w:line="248" w:lineRule="exact"/>
+      </w:pPr>
+      <w:r>
+        <w:rPr>
+          <w:rFonts w:ascii="Lato" w:hAnsi="Lato" w:cs="Lato"/>
+          <w:sz w:val="21"/>
+          <w:szCs w:val="21"/>
+          <w:i/>
+          <w:color w:val="111111"/>
+        </w:rPr>
+        <w:t xml:space="preserve">Software Engineer</w:t>
+      </w:r>
+      <w:r>
+        <w:tab/>
+      </w:r>
+      <w:r>
+        <w:rPr>
+          <w:rFonts w:ascii="Lato" w:hAnsi="Lato" w:cs="Lato"/>
+          <w:sz w:val="21"/>
+          <w:szCs w:val="21"/>
+          <w:i/>
+          <w:color w:val="111111"/>
+        </w:rPr>
+        <w:t xml:space="preserve">Mumbai, India</w:t>
       </w:r>
     </w:p>
     <w:p>
@@ -792,137 +889,7 @@
           <w:szCs w:val="21"/>
           <w:color w:val="111111"/>
         </w:rPr>
-        <w:t xml:space="preserve">Built a FastAPI and pgvector collaborator recommender achieving 85% top-k precision in evaluation.</w:t>
-      </w:r>
-    </w:p>
-    <w:p>
-      <w:pPr>
-        <w:spacing w:before="0" w:after="10" w:line="248" w:lineRule="exact"/>
-        <w:ind w:left="200" w:hanging="200"/>
-      </w:pPr>
-      <w:r>
-        <w:rPr>
-          <w:rFonts w:ascii="Lato" w:hAnsi="Lato" w:cs="Lato"/>
-          <w:sz w:val="21"/>
-          <w:szCs w:val="21"/>
-          <w:color w:val="111111"/>
-        </w:rPr>
-        <w:t xml:space="preserve">•</w:t>
-      </w:r>
-      <w:r>
-        <w:rPr>
-          <w:rFonts w:ascii="Lato" w:hAnsi="Lato" w:cs="Lato"/>
-          <w:sz w:val="21"/>
-          <w:szCs w:val="21"/>
-          <w:color w:val="111111"/>
-        </w:rPr>
-        <w:t xml:space="preserve">  </w:t>
-      </w:r>
-      <w:r>
-        <w:rPr>
-          <w:rFonts w:ascii="Lato" w:hAnsi="Lato" w:cs="Lato"/>
-          <w:sz w:val="21"/>
-          <w:szCs w:val="21"/>
-          <w:color w:val="111111"/>
-        </w:rPr>
-        <w:t xml:space="preserve">Lifted search relevance 15% over baseline with an n-gram ranking model over cleaned researcher-profile text.</w:t>
-      </w:r>
-    </w:p>
-    <w:p>
-      <w:pPr>
-        <w:keepNext/>
-        <w:tabs>
-          <w:tab w:val="right" w:pos="10656"/>
-        </w:tabs>
-        <w:spacing w:before="60" w:after="0" w:line="248" w:lineRule="exact"/>
-      </w:pPr>
-      <w:r>
-        <w:rPr>
-          <w:rFonts w:ascii="Lato" w:hAnsi="Lato" w:cs="Lato"/>
-          <w:sz w:val="21"/>
-          <w:szCs w:val="21"/>
-          <w:b/>
-          <w:color w:val="111111"/>
-        </w:rPr>
-        <w:t xml:space="preserve">Zeus Learning</w:t>
-      </w:r>
-      <w:r>
-        <w:tab/>
-      </w:r>
-      <w:r>
-        <w:rPr>
-          <w:rFonts w:ascii="Lato" w:hAnsi="Lato" w:cs="Lato"/>
-          <w:sz w:val="21"/>
-          <w:szCs w:val="21"/>
-          <w:b/>
-          <w:color w:val="111111"/>
-        </w:rPr>
-        <w:t xml:space="preserve">01/2022 - 07/2023</w:t>
-      </w:r>
-    </w:p>
-    <w:p>
-      <w:pPr>
-        <w:keepNext/>
-        <w:tabs>
-          <w:tab w:val="right" w:pos="10656"/>
-        </w:tabs>
-        <w:spacing w:before="0" w:after="10" w:line="248" w:lineRule="exact"/>
-      </w:pPr>
-      <w:r>
-        <w:rPr>
-          <w:rFonts w:ascii="Lato" w:hAnsi="Lato" w:cs="Lato"/>
-          <w:sz w:val="21"/>
-          <w:szCs w:val="21"/>
-          <w:i/>
-          <w:color w:val="111111"/>
-        </w:rPr>
-        <w:t xml:space="preserve">Software Engineer</w:t>
-      </w:r>
-      <w:r>
-        <w:tab/>
-      </w:r>
-      <w:r>
-        <w:rPr>
-          <w:rFonts w:ascii="Lato" w:hAnsi="Lato" w:cs="Lato"/>
-          <w:sz w:val="21"/>
-          <w:szCs w:val="21"/>
-          <w:i/>
-          <w:color w:val="111111"/>
-        </w:rPr>
-        <w:t xml:space="preserve">Mumbai, India</w:t>
-      </w:r>
-    </w:p>
-    <w:p>
-      <w:pPr>
-        <w:spacing w:before="0" w:after="10" w:line="248" w:lineRule="exact"/>
-        <w:ind w:left="200" w:hanging="200"/>
-      </w:pPr>
-      <w:r>
-        <w:rPr>
-          <w:rFonts w:ascii="Lato" w:hAnsi="Lato" w:cs="Lato"/>
-          <w:sz w:val="21"/>
-          <w:szCs w:val="21"/>
-          <w:color w:val="111111"/>
-        </w:rPr>
-        <w:t xml:space="preserve">•</w:t>
-      </w:r>
-      <w:r>
-        <w:rPr>
-          <w:rFonts w:ascii="Lato" w:hAnsi="Lato" w:cs="Lato"/>
-          <w:sz w:val="21"/>
-          <w:szCs w:val="21"/>
-          <w:color w:val="111111"/>
-        </w:rPr>
-        <w:t xml:space="preserve">  </w:t>
-      </w:r>
-      <w:r>
-        <w:rPr>
-          <w:rFonts w:ascii="Lato" w:hAnsi="Lato" w:cs="Lato"/>
-          <w:sz w:val="21"/>
-          <w:szCs w:val="21"/>
-          <w:color w:val="111111"/>
-        </w:rPr>
-        <w:t xml:space="preserve">Built a desk-demand prediction model on historical occupancy by floor, day and team, served from Redis to 300+ offices; reported occupancy improved 30%.</w:t>
+        <w:t xml:space="preserve">Built a desk-demand forecasting model on historical occupancy by floor, day and team, served from Redis to 300+ offices; reported occupancy improved 30%.</w:t>
       </w:r>
     </w:p>
     <w:p>
@@ -960,20 +927,20 @@
           <w:b/>
           <w:color w:val="111111"/>
         </w:rPr>
-        <w:t xml:space="preserve">AiJockey – AI DJ Pipeline</w:t>
-      </w:r>
-      <w:r>
-        <w:tab/>
-      </w:r>
-      <w:r>
-        <w:rPr>
-          <w:rFonts w:ascii="Lato" w:hAnsi="Lato" w:cs="Lato"/>
-          <w:sz w:val="21"/>
-          <w:szCs w:val="21"/>
-          <w:b/>
-          <w:color w:val="111111"/>
-        </w:rPr>
-        <w:t xml:space="preserve">2025 - Present</w:t>
+        <w:t xml:space="preserve">Soccer Result Prediction</w:t>
+      </w:r>
+      <w:r>
+        <w:tab/>
+      </w:r>
+      <w:r>
+        <w:rPr>
+          <w:rFonts w:ascii="Lato" w:hAnsi="Lato" w:cs="Lato"/>
+          <w:sz w:val="21"/>
+          <w:szCs w:val="21"/>
+          <w:b/>
+          <w:color w:val="111111"/>
+        </w:rPr>
+        <w:t xml:space="preserve">10/2023 - 12/2023</w:t>
       </w:r>
     </w:p>
     <w:p>
@@ -1006,7 +973,7 @@
           <w:szCs w:val="21"/>
           <w:color w:val="111111"/>
         </w:rPr>
-        <w:t xml:space="preserve">Built a PyTorch/FastAPI audio pipeline with stem separation, LLM transition planning and 25+ DSP transitions; ported inference to AMD MI300X.</w:t>
+        <w:t xml:space="preserve">Lifted match-outcome accuracy 12% by ensembling LSTM and XGBoost over rolling-window form features, with a time-based split that prevents leakage.</w:t>
       </w:r>
     </w:p>
     <w:p>
@@ -1040,40 +1007,64 @@
           <w:b/>
           <w:color w:val="111111"/>
         </w:rPr>
-        <w:t xml:space="preserve">Languages &amp; Tools: </w:t>
-      </w:r>
-      <w:r>
-        <w:rPr>
-          <w:rFonts w:ascii="Lato" w:hAnsi="Lato" w:cs="Lato"/>
-          <w:sz w:val="21"/>
-          <w:szCs w:val="21"/>
-          <w:color w:val="111111"/>
-        </w:rPr>
-        <w:t xml:space="preserve">Python, SQL, pandas, NumPy, SciPy, statsmodels, DuckDB, PyTorch</w:t>
-      </w:r>
-    </w:p>
-    <w:p>
-      <w:pPr>
-        <w:spacing w:before="0" w:after="10" w:line="248" w:lineRule="exact"/>
-      </w:pPr>
-      <w:r>
-        <w:rPr>
-          <w:rFonts w:ascii="Lato" w:hAnsi="Lato" w:cs="Lato"/>
-          <w:sz w:val="21"/>
-          <w:szCs w:val="21"/>
-          <w:b/>
-          <w:color w:val="111111"/>
-        </w:rPr>
-        <w:t xml:space="preserve">Statistics &amp; ML: </w:t>
-      </w:r>
-      <w:r>
-        <w:rPr>
-          <w:rFonts w:ascii="Lato" w:hAnsi="Lato" w:cs="Lato"/>
-          <w:sz w:val="21"/>
-          <w:szCs w:val="21"/>
-          <w:color w:val="111111"/>
-        </w:rPr>
-        <w:t xml:space="preserve">Hypothesis testing, causal inference, experiment design, conformal prediction, calibration, text classification, recommendation</w:t>
+        <w:t xml:space="preserve">Languages &amp; Libraries: </w:t>
+      </w:r>
+      <w:r>
+        <w:rPr>
+          <w:rFonts w:ascii="Lato" w:hAnsi="Lato" w:cs="Lato"/>
+          <w:sz w:val="21"/>
+          <w:szCs w:val="21"/>
+          <w:color w:val="111111"/>
+        </w:rPr>
+        <w:t xml:space="preserve">Python, SQL, pandas, NumPy, scikit-learn, XGBoost, SciPy, statsmodels, PyTorch, TensorFlow</w:t>
+      </w:r>
+    </w:p>
+    <w:p>
+      <w:pPr>
+        <w:spacing w:before="0" w:after="10" w:line="248" w:lineRule="exact"/>
+      </w:pPr>
+      <w:r>
+        <w:rPr>
+          <w:rFonts w:ascii="Lato" w:hAnsi="Lato" w:cs="Lato"/>
+          <w:sz w:val="21"/>
+          <w:szCs w:val="21"/>
+          <w:b/>
+          <w:color w:val="111111"/>
+        </w:rPr>
+        <w:t xml:space="preserve">Statistics: </w:t>
+      </w:r>
+      <w:r>
+        <w:rPr>
+          <w:rFonts w:ascii="Lato" w:hAnsi="Lato" w:cs="Lato"/>
+          <w:sz w:val="21"/>
+          <w:szCs w:val="21"/>
+          <w:color w:val="111111"/>
+        </w:rPr>
+        <w:t xml:space="preserve">Hypothesis testing, A/B testing, experiment design, causal inference, regression, calibration, conformal prediction</w:t>
+      </w:r>
+    </w:p>
+    <w:p>
+      <w:pPr>
+        <w:spacing w:before="0" w:after="10" w:line="248" w:lineRule="exact"/>
+      </w:pPr>
+      <w:r>
+        <w:rPr>
+          <w:rFonts w:ascii="Lato" w:hAnsi="Lato" w:cs="Lato"/>
+          <w:sz w:val="21"/>
+          <w:szCs w:val="21"/>
+          <w:b/>
+          <w:color w:val="111111"/>
+        </w:rPr>
+        <w:t xml:space="preserve">Machine Learning: </w:t>
+      </w:r>
+      <w:r>
+        <w:rPr>
+          <w:rFonts w:ascii="Lato" w:hAnsi="Lato" w:cs="Lato"/>
+          <w:sz w:val="21"/>
+          <w:szCs w:val="21"/>
+          <w:color w:val="111111"/>
+        </w:rPr>
+        <w:t xml:space="preserve">Classification, NLP, embeddings, clustering, recommendation, time series, forecasting, deep learning</w:t>
       </w:r>
     </w:p>
     <w:p>
@@ -1097,7 +1088,7 @@
           <w:szCs w:val="21"/>
           <w:color w:val="111111"/>
         </w:rPr>
-        <w:t xml:space="preserve">Benchmark design, F1, precision@k, inter-rater agreement, LLM evals, Vega-Lite</w:t>
+        <w:t xml:space="preserve">Model evaluation, log loss, F1, precision@k, inter-rater agreement, LLM evals, Plotly, D3, Vega-Lite</w:t>
       </w:r>
     </w:p>
     <w:p>
